--- a/SITP/CN/Notes/M13_Backend_Networking_Perspective.docx
+++ b/SITP/CN/Notes/M13_Backend_Networking_Perspective.docx
@@ -1865,7 +1865,7 @@
         <w:rPr>
           <w:rStyle w:val="VerbatimChar"/>
         </w:rPr>
-        <w:t xml:space="preserve">L1/L2 cache        ~1 ns</w:t>
+        <w:t xml:space="preserve">L1 cache           ~1 ns   (L2 ~5 ns)</w:t>
       </w:r>
       <w:r>
         <w:br/>
